--- a/data/exports/complex-numbers_revision_notes.docx
+++ b/data/exports/complex-numbers_revision_notes.docx
@@ -189,7 +189,7 @@
                 <w:color w:val="2D3748"/>
                 <w:sz w:val="19"/>
               </w:rPr>
-              <w:t>Complex Numbers - Core Application</w:t>
+              <w:t>Modulus, Argument &amp; Polar/Euler Form</w:t>
             </w:r>
           </w:p>
         </w:tc>
@@ -209,7 +209,7 @@
               <w:rPr>
                 <w:sz w:val="19"/>
               </w:rPr>
-              <w:t>96 PYQs</w:t>
+              <w:t>66 PYQs</w:t>
             </w:r>
           </w:p>
         </w:tc>
@@ -230,7 +230,94 @@
                 <w:color w:val="718096"/>
                 <w:sz w:val="19"/>
               </w:rPr>
-              <w:t>General Concept</w:t>
+              <w:t>Complex Basics</w:t>
+            </w:r>
+          </w:p>
+        </w:tc>
+      </w:tr>
+      <w:tr>
+        <w:tc>
+          <w:tcPr>
+            <w:tcW w:type="dxa" w:w="2160"/>
+            <w:shd w:fill="FFFFFF"/>
+            <w:tcMar>
+              <w:top w:w="80" w:type="dxa"/>
+              <w:bottom w:w="80" w:type="dxa"/>
+              <w:left w:w="150" w:type="dxa"/>
+              <w:right w:w="150" w:type="dxa"/>
+            </w:tcMar>
+          </w:tcPr>
+          <w:p>
+            <w:r>
+              <w:rPr>
+                <w:b/>
+                <w:color w:val="C53030"/>
+                <w:sz w:val="19"/>
+              </w:rPr>
+              <w:t>Very High</w:t>
+            </w:r>
+          </w:p>
+        </w:tc>
+        <w:tc>
+          <w:tcPr>
+            <w:tcW w:type="dxa" w:w="4320"/>
+            <w:shd w:fill="FFFFFF"/>
+            <w:tcMar>
+              <w:top w:w="80" w:type="dxa"/>
+              <w:bottom w:w="80" w:type="dxa"/>
+              <w:left w:w="150" w:type="dxa"/>
+              <w:right w:w="150" w:type="dxa"/>
+            </w:tcMar>
+          </w:tcPr>
+          <w:p>
+            <w:r>
+              <w:rPr>
+                <w:b/>
+                <w:color w:val="2D3748"/>
+                <w:sz w:val="19"/>
+              </w:rPr>
+              <w:t>De Moivre's Theorem &amp; Cube Roots of Unity</w:t>
+            </w:r>
+          </w:p>
+        </w:tc>
+        <w:tc>
+          <w:tcPr>
+            <w:tcW w:type="dxa" w:w="1728"/>
+            <w:shd w:fill="FFFFFF"/>
+            <w:tcMar>
+              <w:top w:w="80" w:type="dxa"/>
+              <w:bottom w:w="80" w:type="dxa"/>
+              <w:left w:w="150" w:type="dxa"/>
+              <w:right w:w="150" w:type="dxa"/>
+            </w:tcMar>
+          </w:tcPr>
+          <w:p>
+            <w:r>
+              <w:rPr>
+                <w:sz w:val="19"/>
+              </w:rPr>
+              <w:t>32 PYQs</w:t>
+            </w:r>
+          </w:p>
+        </w:tc>
+        <w:tc>
+          <w:tcPr>
+            <w:tcW w:type="dxa" w:w="1872"/>
+            <w:shd w:fill="FFFFFF"/>
+            <w:tcMar>
+              <w:top w:w="80" w:type="dxa"/>
+              <w:bottom w:w="80" w:type="dxa"/>
+              <w:left w:w="150" w:type="dxa"/>
+              <w:right w:w="150" w:type="dxa"/>
+            </w:tcMar>
+          </w:tcPr>
+          <w:p>
+            <w:r>
+              <w:rPr>
+                <w:color w:val="718096"/>
+                <w:sz w:val="19"/>
+              </w:rPr>
+              <w:t>Roots of Unity</w:t>
             </w:r>
           </w:p>
         </w:tc>
@@ -311,6 +398,98 @@
           </w:p>
         </w:tc>
       </w:tr>
+      <w:tr>
+        <w:tc>
+          <w:tcPr>
+            <w:tcW w:type="dxa" w:w="3600"/>
+            <w:shd w:fill="F7FAFC"/>
+            <w:tcMar>
+              <w:top w:w="100" w:type="dxa"/>
+              <w:bottom w:w="100" w:type="dxa"/>
+              <w:left w:w="150" w:type="dxa"/>
+              <w:right w:w="150" w:type="dxa"/>
+            </w:tcMar>
+          </w:tcPr>
+          <w:p>
+            <w:r>
+              <w:rPr>
+                <w:b/>
+                <w:color w:val="1A365D"/>
+                <w:sz w:val="19"/>
+              </w:rPr>
+              <w:t>Modulus, Argument &amp; Polar/Euler Form</w:t>
+            </w:r>
+          </w:p>
+        </w:tc>
+        <w:tc>
+          <w:tcPr>
+            <w:tcW w:type="dxa" w:w="6480"/>
+            <w:shd w:fill="F7FAFC"/>
+            <w:tcMar>
+              <w:top w:w="100" w:type="dxa"/>
+              <w:bottom w:w="100" w:type="dxa"/>
+              <w:left w:w="150" w:type="dxa"/>
+              <w:right w:w="150" w:type="dxa"/>
+            </w:tcMar>
+          </w:tcPr>
+          <w:p>
+            <w:r>
+              <w:rPr>
+                <w:rFonts w:ascii="Cambria Math" w:hAnsi="Cambria Math"/>
+                <w:color w:val="2D3748"/>
+                <w:sz w:val="19"/>
+              </w:rPr>
+              <w:t>z = x + iy = r e^{i\theta}, \quad |z|^2 = z \bar{z}, \quad \text{Arg}(z_1 z_2) = \text{Arg}(z_1) + \text{Arg}(z_2), \quad ||z_1| - |z_2|| \le |z_1 \pm z_2| \le |z_1| + |z_2|</w:t>
+            </w:r>
+          </w:p>
+        </w:tc>
+      </w:tr>
+      <w:tr>
+        <w:tc>
+          <w:tcPr>
+            <w:tcW w:type="dxa" w:w="3600"/>
+            <w:shd w:fill="FFFFFF"/>
+            <w:tcMar>
+              <w:top w:w="100" w:type="dxa"/>
+              <w:bottom w:w="100" w:type="dxa"/>
+              <w:left w:w="150" w:type="dxa"/>
+              <w:right w:w="150" w:type="dxa"/>
+            </w:tcMar>
+          </w:tcPr>
+          <w:p>
+            <w:r>
+              <w:rPr>
+                <w:b/>
+                <w:color w:val="1A365D"/>
+                <w:sz w:val="19"/>
+              </w:rPr>
+              <w:t>De Moivre's Theorem &amp; Cube Roots of Unity</w:t>
+            </w:r>
+          </w:p>
+        </w:tc>
+        <w:tc>
+          <w:tcPr>
+            <w:tcW w:type="dxa" w:w="6480"/>
+            <w:shd w:fill="FFFFFF"/>
+            <w:tcMar>
+              <w:top w:w="100" w:type="dxa"/>
+              <w:bottom w:w="100" w:type="dxa"/>
+              <w:left w:w="150" w:type="dxa"/>
+              <w:right w:w="150" w:type="dxa"/>
+            </w:tcMar>
+          </w:tcPr>
+          <w:p>
+            <w:r>
+              <w:rPr>
+                <w:rFonts w:ascii="Cambria Math" w:hAnsi="Cambria Math"/>
+                <w:color w:val="2D3748"/>
+                <w:sz w:val="19"/>
+              </w:rPr>
+              <w:t>\omega^3 = 1, \quad 1 + \omega + \omega^2 = 0, \quad \omega^2 = \bar{\omega}, \quad (\cos\theta + i\sin\theta)^n = \cos n\theta + i\sin n\theta</w:t>
+            </w:r>
+          </w:p>
+        </w:tc>
+      </w:tr>
     </w:tbl>
     <w:p>
       <w:pPr>
@@ -338,7 +517,7 @@
           <w:color w:val="2B6CB0"/>
           <w:sz w:val="24"/>
         </w:rPr>
-        <w:t>3.1 Complex Numbers - Core Application (Very High Yield — 96 PYQs)</w:t>
+        <w:t>3.1 Modulus, Argument &amp; Polar/Euler Form (Very High Yield — 66 PYQs)</w:t>
       </w:r>
     </w:p>
     <w:p>
@@ -353,7 +532,7 @@
         <w:rPr>
           <w:sz w:val="20"/>
         </w:rPr>
-        <w:t>Key problem pattern in Complex Numbers.</w:t>
+        <w:t>Complex plane geometry, modulus properties, principal argument in (-π, π], and triangle inequalities.</w:t>
       </w:r>
     </w:p>
     <w:tbl>
@@ -391,7 +570,7 @@
                 <w:color w:val="2D3748"/>
                 <w:sz w:val="19"/>
               </w:rPr>
-              <w:t>Watch for algebraic and sign errors.</w:t>
+              <w:t>Principal argument Arg(z) must lie strictly in (-π, π]; if z is in the second quadrant, Arg(z) = π - tan^-1|y/x|.</w:t>
             </w:r>
           </w:p>
         </w:tc>
@@ -432,7 +611,215 @@
                 <w:color w:val="2D3748"/>
                 <w:sz w:val="19"/>
               </w:rPr>
-              <w:t>Verify dimensions and boundary conditions.</w:t>
+              <w:t>Geometric interpretation: |z - z_0| = r represents a circle centered at z_0 with radius r.</w:t>
+            </w:r>
+          </w:p>
+        </w:tc>
+      </w:tr>
+    </w:tbl>
+    <w:p>
+      <w:pPr>
+        <w:spacing w:before="120" w:after="40"/>
+      </w:pPr>
+      <w:r>
+        <w:rPr>
+          <w:b/>
+          <w:color w:val="1A365D"/>
+          <w:sz w:val="19"/>
+        </w:rPr>
+        <w:t>Source PYQs testing this concept:</w:t>
+      </w:r>
+    </w:p>
+    <w:p>
+      <w:pPr>
+        <w:pStyle w:val="ListBullet"/>
+        <w:spacing w:after="40"/>
+      </w:pPr>
+      <w:r>
+        <w:rPr>
+          <w:b/>
+          <w:sz w:val="18"/>
+        </w:rPr>
+        <w:t xml:space="preserve">[2026 Evening Shift] Q#1 (MCQ): </w:t>
+      </w:r>
+      <w:r>
+        <w:rPr>
+          <w:sz w:val="18"/>
+        </w:rPr>
+        <w:t xml:space="preserve">"If z=\frac√(3)2+(i / 2),i=√(-1) , then (z^201-i)^8 is equal to..."  </w:t>
+      </w:r>
+      <w:r>
+        <w:rPr>
+          <w:b/>
+          <w:color w:val="2B6CB0"/>
+          <w:sz w:val="18"/>
+        </w:rPr>
+        <w:t>[Ans: N/A]</w:t>
+      </w:r>
+    </w:p>
+    <w:p>
+      <w:pPr>
+        <w:pStyle w:val="ListBullet"/>
+        <w:spacing w:after="40"/>
+      </w:pPr>
+      <w:r>
+        <w:rPr>
+          <w:b/>
+          <w:sz w:val="18"/>
+        </w:rPr>
+        <w:t xml:space="preserve">[2026 Evening Shift] Q#2 (MCQ): </w:t>
+      </w:r>
+      <w:r>
+        <w:rPr>
+          <w:sz w:val="18"/>
+        </w:rPr>
+        <w:t xml:space="preserve">"Let S=z ∈ ℂ:z^2+√(6)iz-3=0 . Then \undersetz ∈ S∑z^8 is equal to :..."  </w:t>
+      </w:r>
+      <w:r>
+        <w:rPr>
+          <w:b/>
+          <w:color w:val="2B6CB0"/>
+          <w:sz w:val="18"/>
+        </w:rPr>
+        <w:t>[Ans: N/A]</w:t>
+      </w:r>
+    </w:p>
+    <w:p>
+      <w:pPr>
+        <w:pStyle w:val="ListBullet"/>
+        <w:spacing w:after="40"/>
+      </w:pPr>
+      <w:r>
+        <w:rPr>
+          <w:b/>
+          <w:sz w:val="18"/>
+        </w:rPr>
+        <w:t xml:space="preserve">[2026 Evening Shift] Q#2 (MCQ): </w:t>
+      </w:r>
+      <w:r>
+        <w:rPr>
+          <w:sz w:val="18"/>
+        </w:rPr>
+        <w:t xml:space="preserve">"Let S=z ∈ C:z^2+4z+16=0 . Then \undersetz ∈ S∑|z+√(3)i|^2 is equal to :..."  </w:t>
+      </w:r>
+      <w:r>
+        <w:rPr>
+          <w:b/>
+          <w:color w:val="2B6CB0"/>
+          <w:sz w:val="18"/>
+        </w:rPr>
+        <w:t>[Ans: N/A]</w:t>
+      </w:r>
+    </w:p>
+    <w:p>
+      <w:pPr>
+        <w:spacing w:after="120"/>
+      </w:pPr>
+    </w:p>
+    <w:p>
+      <w:pPr>
+        <w:pStyle w:val="Heading2"/>
+      </w:pPr>
+      <w:r>
+        <w:rPr>
+          <w:color w:val="2B6CB0"/>
+          <w:sz w:val="24"/>
+        </w:rPr>
+        <w:t>3.2 De Moivre's Theorem &amp; Cube Roots of Unity (Very High Yield — 32 PYQs)</w:t>
+      </w:r>
+    </w:p>
+    <w:p>
+      <w:r>
+        <w:rPr>
+          <w:b/>
+          <w:sz w:val="20"/>
+        </w:rPr>
+        <w:t xml:space="preserve">Core Principle: </w:t>
+      </w:r>
+      <w:r>
+        <w:rPr>
+          <w:sz w:val="20"/>
+        </w:rPr>
+        <w:t>Algebraic and geometric properties of cube roots of unity forming an equilateral triangle on the unit circle, and De Moivre powers.</w:t>
+      </w:r>
+    </w:p>
+    <w:tbl>
+      <w:tblPr>
+        <w:tblW w:type="auto" w:w="0"/>
+        <w:jc w:val="center"/>
+        <w:tblLook w:firstColumn="1" w:firstRow="1" w:lastColumn="0" w:lastRow="0" w:noHBand="0" w:noVBand="1" w:val="04A0"/>
+      </w:tblPr>
+      <w:tblGrid>
+        <w:gridCol w:w="10080"/>
+      </w:tblGrid>
+      <w:tr>
+        <w:tc>
+          <w:tcPr>
+            <w:tcW w:type="dxa" w:w="10080"/>
+            <w:shd w:fill="FFF5F5"/>
+            <w:tcMar>
+              <w:top w:w="100" w:type="dxa"/>
+              <w:bottom w:w="100" w:type="dxa"/>
+              <w:left w:w="150" w:type="dxa"/>
+              <w:right w:w="150" w:type="dxa"/>
+            </w:tcMar>
+          </w:tcPr>
+          <w:p>
+            <w:r>
+              <w:rPr>
+                <w:b/>
+                <w:color w:val="C53030"/>
+                <w:sz w:val="19"/>
+              </w:rPr>
+              <w:t xml:space="preserve">⚠️ Common Trap / JEE Pitfall: </w:t>
+            </w:r>
+            <w:r>
+              <w:rPr>
+                <w:color w:val="2D3748"/>
+                <w:sz w:val="19"/>
+              </w:rPr>
+              <w:t>1 + ω^n + ω^2n = 3 if n is a multiple of 3, and equals 0 if n is NOT a multiple of 3.</w:t>
+            </w:r>
+          </w:p>
+        </w:tc>
+      </w:tr>
+    </w:tbl>
+    <w:tbl>
+      <w:tblPr>
+        <w:tblW w:type="auto" w:w="0"/>
+        <w:jc w:val="center"/>
+        <w:tblLook w:firstColumn="1" w:firstRow="1" w:lastColumn="0" w:lastRow="0" w:noHBand="0" w:noVBand="1" w:val="04A0"/>
+      </w:tblPr>
+      <w:tblGrid>
+        <w:gridCol w:w="10080"/>
+      </w:tblGrid>
+      <w:tr>
+        <w:tc>
+          <w:tcPr>
+            <w:tcW w:type="dxa" w:w="10080"/>
+            <w:shd w:fill="F0FFF4"/>
+            <w:tcMar>
+              <w:top w:w="100" w:type="dxa"/>
+              <w:bottom w:w="100" w:type="dxa"/>
+              <w:left w:w="150" w:type="dxa"/>
+              <w:right w:w="150" w:type="dxa"/>
+            </w:tcMar>
+          </w:tcPr>
+          <w:p>
+            <w:r>
+              <w:rPr>
+                <w:b/>
+                <w:color w:val="276749"/>
+                <w:sz w:val="19"/>
+              </w:rPr>
+              <w:t xml:space="preserve">💡 Speed Hack / Trick: </w:t>
+            </w:r>
+            <w:r>
+              <w:rPr>
+                <w:color w:val="2D3748"/>
+                <w:sz w:val="19"/>
+              </w:rPr>
+              <w:t>Factorization identity: x^3 - 1 = (x - 1)(x - ω)(x - ω^2), and x^2 + x + 1 = (x - ω)(x - ω^2).</w:t>
             </w:r>
           </w:p>
         </w:tc>
@@ -662,6 +1049,129 @@
               <w:t>Solution Analysis:</w:t>
               <w:br/>
               <w:t>Given: α,β are roots of x^2+ax+b=0 β-α=√(11) β^2-α^2=3i√(11) We have to find (β^3-α^3)^2 . Now, β^2-α^2=(β-α)(β+α) Substituting the given values, 3i√(11)=√(11)(β+α) Since √(11) ≠ 0 , we get β+α=3i Now use the identity β^3-α^3=(β-α)(β^2+αβ+α^2) So first let us find β^2+αβ+α^2 . We know (β+α)^2=β^2+α^2+2αβ Also, αβ=\frac(α+β)^2-(β-α)^24 Substitute the values: α+β=3i,β-α=√(11) Thus, αβ=\frac(3i)^2-(√(11))^24=(-9-11 / 4)=(-20 / 4)=-5 Now, α^2+β^2=(α+β)^2-2αβ So, α^2+β^2=(3i)^2-2(-5)=-9+10=1 Hence, β^2+αβ+α^2=1+(-5)=-4 Therefore, β^3-α^3=(β-α)(β^2+αβ+α^2)=√(11) · (-4)=-4√(11) Now square it: (β^3-α^3)^2=(-4√(11))^2=16 · 11=176 So the correct answer is: 176 Hence, Option B is correct.</w:t>
+            </w:r>
+          </w:p>
+        </w:tc>
+      </w:tr>
+    </w:tbl>
+    <w:p>
+      <w:pPr>
+        <w:spacing w:after="120"/>
+      </w:pPr>
+    </w:p>
+    <w:p>
+      <w:pPr>
+        <w:spacing w:before="160" w:after="40"/>
+      </w:pPr>
+      <w:r>
+        <w:rPr>
+          <w:b/>
+          <w:color w:val="1A365D"/>
+          <w:sz w:val="22"/>
+        </w:rPr>
+        <w:t>Benchmark Problem 2: JEE Main 2026 (Online) 4th April Morning Shift (Q#3)</w:t>
+      </w:r>
+    </w:p>
+    <w:p>
+      <w:pPr>
+        <w:spacing w:after="80"/>
+      </w:pPr>
+      <w:r>
+        <w:rPr>
+          <w:sz w:val="20"/>
+        </w:rPr>
+        <w:t>Let z be a complex number such that |z+2|=|z-2| and arg ((z+3 / z-i))=(π / 4) . Then |z|^2 is equal to:</w:t>
+      </w:r>
+    </w:p>
+    <w:p>
+      <w:pPr>
+        <w:pStyle w:val="ListBullet"/>
+        <w:spacing w:after="20"/>
+      </w:pPr>
+      <w:r>
+        <w:rPr>
+          <w:b/>
+          <w:color w:val="276749"/>
+          <w:sz w:val="19"/>
+        </w:rPr>
+        <w:t>(A) 9</w:t>
+      </w:r>
+    </w:p>
+    <w:p>
+      <w:pPr>
+        <w:pStyle w:val="ListBullet"/>
+        <w:spacing w:after="20"/>
+      </w:pPr>
+      <w:r>
+        <w:rPr>
+          <w:sz w:val="19"/>
+        </w:rPr>
+        <w:t>(B) 4</w:t>
+      </w:r>
+    </w:p>
+    <w:p>
+      <w:pPr>
+        <w:pStyle w:val="ListBullet"/>
+        <w:spacing w:after="20"/>
+      </w:pPr>
+      <w:r>
+        <w:rPr>
+          <w:sz w:val="19"/>
+        </w:rPr>
+        <w:t>(C) 5</w:t>
+      </w:r>
+    </w:p>
+    <w:p>
+      <w:pPr>
+        <w:pStyle w:val="ListBullet"/>
+        <w:spacing w:after="20"/>
+      </w:pPr>
+      <w:r>
+        <w:rPr>
+          <w:sz w:val="19"/>
+        </w:rPr>
+        <w:t>(D) 1</w:t>
+      </w:r>
+    </w:p>
+    <w:tbl>
+      <w:tblPr>
+        <w:tblW w:type="auto" w:w="0"/>
+        <w:jc w:val="center"/>
+        <w:tblLook w:firstColumn="1" w:firstRow="1" w:lastColumn="0" w:lastRow="0" w:noHBand="0" w:noVBand="1" w:val="04A0"/>
+      </w:tblPr>
+      <w:tblGrid>
+        <w:gridCol w:w="10080"/>
+      </w:tblGrid>
+      <w:tr>
+        <w:tc>
+          <w:tcPr>
+            <w:tcW w:type="dxa" w:w="10080"/>
+            <w:shd w:fill="F7FAFC"/>
+            <w:tcMar>
+              <w:top w:w="100" w:type="dxa"/>
+              <w:bottom w:w="100" w:type="dxa"/>
+              <w:left w:w="150" w:type="dxa"/>
+              <w:right w:w="150" w:type="dxa"/>
+            </w:tcMar>
+          </w:tcPr>
+          <w:p>
+            <w:r>
+              <w:rPr>
+                <w:b/>
+                <w:color w:val="1A365D"/>
+                <w:sz w:val="19"/>
+              </w:rPr>
+              <w:t>Correct Answer: A</w:t>
+              <w:br/>
+            </w:r>
+            <w:r>
+              <w:rPr>
+                <w:color w:val="2D3748"/>
+                <w:sz w:val="18"/>
+              </w:rPr>
+              <w:t>Solution Analysis:</w:t>
+              <w:br/>
+              <w:t>Let z=x+iy where x,y ∈ ℝ . We are given: |z+2|=|z-2| and arg((z+3 / z-i))=(π / 4) We will use these one by one. 1. Using |z+2|=|z-2| Substitute z=x+iy : |x+iy+2|=|x+iy-2| So, √((x+2)^2)+y^2=√((x-2)^2)+y^2 Squaring both sides: (x+2)^2+y^2=(x-2)^2+y^2 x^2+4x+4=x^2-4x+4 8x=0 x=0 Hence, z=iy So the point lies on the imaginary axis. 2. Using the argument condition Now, (z+3 / z-i)=(3+iy / i(y-1)) We are given that its argument is (π / 4) . A complex number has argument (π / 4) when its real and imaginary parts are equal and positive in sign together. Let us simplify: (3+iy / i(y-1)) Since (1 / i)=-i , we get (3+iy / i(y-1))=(-i(3+iy) / y-1) Now expand: -i(3+iy)=-3i-i^2y=y-3i So, (z+3 / z-i)=(y-3i / y-1)=(y / y-1)-i(3 / y-1) Thus real part is (y / y-1) and imaginary part is -(3 / y-1) Since argument is (π / 4) , we need (imaginary part / real part)=tan(π / 4)=1 So, (-(3 / y-1) / (y / y-1))=1 -(3 / y)=1 y=-3 Therefore, z=-3i 3. Find |z|^2 |z|^2=0^2+(-3)^2=9 So, 9 Hence, the correct option is Option A .</w:t>
             </w:r>
           </w:p>
         </w:tc>

--- a/data/exports/complex-numbers_revision_notes.docx
+++ b/data/exports/complex-numbers_revision_notes.docx
@@ -189,7 +189,7 @@
                 <w:color w:val="2D3748"/>
                 <w:sz w:val="19"/>
               </w:rPr>
-              <w:t>Modulus, Argument &amp; Polar/Euler Form</w:t>
+              <w:t>De Moivre's Theorem &amp; Cube Roots of Unity</w:t>
             </w:r>
           </w:p>
         </w:tc>
@@ -209,7 +209,7 @@
               <w:rPr>
                 <w:sz w:val="19"/>
               </w:rPr>
-              <w:t>66 PYQs</w:t>
+              <w:t>52 PYQs</w:t>
             </w:r>
           </w:p>
         </w:tc>
@@ -230,7 +230,7 @@
                 <w:color w:val="718096"/>
                 <w:sz w:val="19"/>
               </w:rPr>
-              <w:t>Complex Basics</w:t>
+              <w:t>Roots of Unity</w:t>
             </w:r>
           </w:p>
         </w:tc>
@@ -276,7 +276,7 @@
                 <w:color w:val="2D3748"/>
                 <w:sz w:val="19"/>
               </w:rPr>
-              <w:t>De Moivre's Theorem &amp; Cube Roots of Unity</w:t>
+              <w:t>Modulus, Argument &amp; Polar/Euler Form</w:t>
             </w:r>
           </w:p>
         </w:tc>
@@ -296,7 +296,7 @@
               <w:rPr>
                 <w:sz w:val="19"/>
               </w:rPr>
-              <w:t>32 PYQs</w:t>
+              <w:t>45 PYQs</w:t>
             </w:r>
           </w:p>
         </w:tc>
@@ -317,7 +317,7 @@
                 <w:color w:val="718096"/>
                 <w:sz w:val="19"/>
               </w:rPr>
-              <w:t>Roots of Unity</w:t>
+              <w:t>Complex Basics</w:t>
             </w:r>
           </w:p>
         </w:tc>
@@ -417,7 +417,7 @@
                 <w:color w:val="1A365D"/>
                 <w:sz w:val="19"/>
               </w:rPr>
-              <w:t>Modulus, Argument &amp; Polar/Euler Form</w:t>
+              <w:t>De Moivre's Theorem &amp; Cube Roots of Unity</w:t>
             </w:r>
           </w:p>
         </w:tc>
@@ -439,7 +439,7 @@
                 <w:color w:val="2D3748"/>
                 <w:sz w:val="19"/>
               </w:rPr>
-              <w:t>z = x + iy = r e^{i\theta}, \quad |z|^2 = z \bar{z}, \quad \text{Arg}(z_1 z_2) = \text{Arg}(z_1) + \text{Arg}(z_2), \quad ||z_1| - |z_2|| \le |z_1 \pm z_2| \le |z_1| + |z_2|</w:t>
+              <w:t>\omega^3 = 1, \quad 1 + \omega + \omega^2 = 0, \quad \omega^2 = \bar{\omega}, \quad (\cos\theta + i\sin\theta)^n = \cos n\theta + i\sin n\theta</w:t>
             </w:r>
           </w:p>
         </w:tc>
@@ -463,7 +463,7 @@
                 <w:color w:val="1A365D"/>
                 <w:sz w:val="19"/>
               </w:rPr>
-              <w:t>De Moivre's Theorem &amp; Cube Roots of Unity</w:t>
+              <w:t>Modulus, Argument &amp; Polar/Euler Form</w:t>
             </w:r>
           </w:p>
         </w:tc>
@@ -485,7 +485,7 @@
                 <w:color w:val="2D3748"/>
                 <w:sz w:val="19"/>
               </w:rPr>
-              <w:t>\omega^3 = 1, \quad 1 + \omega + \omega^2 = 0, \quad \omega^2 = \bar{\omega}, \quad (\cos\theta + i\sin\theta)^n = \cos n\theta + i\sin n\theta</w:t>
+              <w:t>z = x + iy = r e^{i\theta}, \quad |z|^2 = z \bar{z}, \quad \text{Arg}(z_1 z_2) = \text{Arg}(z_1) + \text{Arg}(z_2), \quad ||z_1| - |z_2|| \le |z_1 \pm z_2| \le |z_1| + |z_2|</w:t>
             </w:r>
           </w:p>
         </w:tc>
@@ -517,215 +517,7 @@
           <w:color w:val="2B6CB0"/>
           <w:sz w:val="24"/>
         </w:rPr>
-        <w:t>3.1 Modulus, Argument &amp; Polar/Euler Form (Very High Yield — 66 PYQs)</w:t>
-      </w:r>
-    </w:p>
-    <w:p>
-      <w:r>
-        <w:rPr>
-          <w:b/>
-          <w:sz w:val="20"/>
-        </w:rPr>
-        <w:t xml:space="preserve">Core Principle: </w:t>
-      </w:r>
-      <w:r>
-        <w:rPr>
-          <w:sz w:val="20"/>
-        </w:rPr>
-        <w:t>Complex plane geometry, modulus properties, principal argument in (-π, π], and triangle inequalities.</w:t>
-      </w:r>
-    </w:p>
-    <w:tbl>
-      <w:tblPr>
-        <w:tblW w:type="auto" w:w="0"/>
-        <w:jc w:val="center"/>
-        <w:tblLook w:firstColumn="1" w:firstRow="1" w:lastColumn="0" w:lastRow="0" w:noHBand="0" w:noVBand="1" w:val="04A0"/>
-      </w:tblPr>
-      <w:tblGrid>
-        <w:gridCol w:w="10080"/>
-      </w:tblGrid>
-      <w:tr>
-        <w:tc>
-          <w:tcPr>
-            <w:tcW w:type="dxa" w:w="10080"/>
-            <w:shd w:fill="FFF5F5"/>
-            <w:tcMar>
-              <w:top w:w="100" w:type="dxa"/>
-              <w:bottom w:w="100" w:type="dxa"/>
-              <w:left w:w="150" w:type="dxa"/>
-              <w:right w:w="150" w:type="dxa"/>
-            </w:tcMar>
-          </w:tcPr>
-          <w:p>
-            <w:r>
-              <w:rPr>
-                <w:b/>
-                <w:color w:val="C53030"/>
-                <w:sz w:val="19"/>
-              </w:rPr>
-              <w:t xml:space="preserve">⚠️ Common Trap / JEE Pitfall: </w:t>
-            </w:r>
-            <w:r>
-              <w:rPr>
-                <w:color w:val="2D3748"/>
-                <w:sz w:val="19"/>
-              </w:rPr>
-              <w:t>Principal argument Arg(z) must lie strictly in (-π, π]; if z is in the second quadrant, Arg(z) = π - tan^-1|y/x|.</w:t>
-            </w:r>
-          </w:p>
-        </w:tc>
-      </w:tr>
-    </w:tbl>
-    <w:tbl>
-      <w:tblPr>
-        <w:tblW w:type="auto" w:w="0"/>
-        <w:jc w:val="center"/>
-        <w:tblLook w:firstColumn="1" w:firstRow="1" w:lastColumn="0" w:lastRow="0" w:noHBand="0" w:noVBand="1" w:val="04A0"/>
-      </w:tblPr>
-      <w:tblGrid>
-        <w:gridCol w:w="10080"/>
-      </w:tblGrid>
-      <w:tr>
-        <w:tc>
-          <w:tcPr>
-            <w:tcW w:type="dxa" w:w="10080"/>
-            <w:shd w:fill="F0FFF4"/>
-            <w:tcMar>
-              <w:top w:w="100" w:type="dxa"/>
-              <w:bottom w:w="100" w:type="dxa"/>
-              <w:left w:w="150" w:type="dxa"/>
-              <w:right w:w="150" w:type="dxa"/>
-            </w:tcMar>
-          </w:tcPr>
-          <w:p>
-            <w:r>
-              <w:rPr>
-                <w:b/>
-                <w:color w:val="276749"/>
-                <w:sz w:val="19"/>
-              </w:rPr>
-              <w:t xml:space="preserve">💡 Speed Hack / Trick: </w:t>
-            </w:r>
-            <w:r>
-              <w:rPr>
-                <w:color w:val="2D3748"/>
-                <w:sz w:val="19"/>
-              </w:rPr>
-              <w:t>Geometric interpretation: |z - z_0| = r represents a circle centered at z_0 with radius r.</w:t>
-            </w:r>
-          </w:p>
-        </w:tc>
-      </w:tr>
-    </w:tbl>
-    <w:p>
-      <w:pPr>
-        <w:spacing w:before="120" w:after="40"/>
-      </w:pPr>
-      <w:r>
-        <w:rPr>
-          <w:b/>
-          <w:color w:val="1A365D"/>
-          <w:sz w:val="19"/>
-        </w:rPr>
-        <w:t>Source PYQs testing this concept:</w:t>
-      </w:r>
-    </w:p>
-    <w:p>
-      <w:pPr>
-        <w:pStyle w:val="ListBullet"/>
-        <w:spacing w:after="40"/>
-      </w:pPr>
-      <w:r>
-        <w:rPr>
-          <w:b/>
-          <w:sz w:val="18"/>
-        </w:rPr>
-        <w:t xml:space="preserve">[2026 Evening Shift] Q#1 (MCQ): </w:t>
-      </w:r>
-      <w:r>
-        <w:rPr>
-          <w:sz w:val="18"/>
-        </w:rPr>
-        <w:t xml:space="preserve">"If z=\frac√(3)2+(i / 2),i=√(-1) , then (z^201-i)^8 is equal to..."  </w:t>
-      </w:r>
-      <w:r>
-        <w:rPr>
-          <w:b/>
-          <w:color w:val="2B6CB0"/>
-          <w:sz w:val="18"/>
-        </w:rPr>
-        <w:t>[Ans: N/A]</w:t>
-      </w:r>
-    </w:p>
-    <w:p>
-      <w:pPr>
-        <w:pStyle w:val="ListBullet"/>
-        <w:spacing w:after="40"/>
-      </w:pPr>
-      <w:r>
-        <w:rPr>
-          <w:b/>
-          <w:sz w:val="18"/>
-        </w:rPr>
-        <w:t xml:space="preserve">[2026 Evening Shift] Q#2 (MCQ): </w:t>
-      </w:r>
-      <w:r>
-        <w:rPr>
-          <w:sz w:val="18"/>
-        </w:rPr>
-        <w:t xml:space="preserve">"Let S=z ∈ ℂ:z^2+√(6)iz-3=0 . Then \undersetz ∈ S∑z^8 is equal to :..."  </w:t>
-      </w:r>
-      <w:r>
-        <w:rPr>
-          <w:b/>
-          <w:color w:val="2B6CB0"/>
-          <w:sz w:val="18"/>
-        </w:rPr>
-        <w:t>[Ans: N/A]</w:t>
-      </w:r>
-    </w:p>
-    <w:p>
-      <w:pPr>
-        <w:pStyle w:val="ListBullet"/>
-        <w:spacing w:after="40"/>
-      </w:pPr>
-      <w:r>
-        <w:rPr>
-          <w:b/>
-          <w:sz w:val="18"/>
-        </w:rPr>
-        <w:t xml:space="preserve">[2026 Evening Shift] Q#2 (MCQ): </w:t>
-      </w:r>
-      <w:r>
-        <w:rPr>
-          <w:sz w:val="18"/>
-        </w:rPr>
-        <w:t xml:space="preserve">"Let S=z ∈ C:z^2+4z+16=0 . Then \undersetz ∈ S∑|z+√(3)i|^2 is equal to :..."  </w:t>
-      </w:r>
-      <w:r>
-        <w:rPr>
-          <w:b/>
-          <w:color w:val="2B6CB0"/>
-          <w:sz w:val="18"/>
-        </w:rPr>
-        <w:t>[Ans: N/A]</w:t>
-      </w:r>
-    </w:p>
-    <w:p>
-      <w:pPr>
-        <w:spacing w:after="120"/>
-      </w:pPr>
-    </w:p>
-    <w:p>
-      <w:pPr>
-        <w:pStyle w:val="Heading2"/>
-      </w:pPr>
-      <w:r>
-        <w:rPr>
-          <w:color w:val="2B6CB0"/>
-          <w:sz w:val="24"/>
-        </w:rPr>
-        <w:t>3.2 De Moivre's Theorem &amp; Cube Roots of Unity (Very High Yield — 32 PYQs)</w:t>
+        <w:t>3.1 De Moivre's Theorem &amp; Cube Roots of Unity (Very High Yield — 52 PYQs)</w:t>
       </w:r>
     </w:p>
     <w:p>
@@ -917,6 +709,214 @@
           <w:sz w:val="18"/>
         </w:rPr>
         <w:t>[Ans: D]</w:t>
+      </w:r>
+    </w:p>
+    <w:p>
+      <w:pPr>
+        <w:spacing w:after="120"/>
+      </w:pPr>
+    </w:p>
+    <w:p>
+      <w:pPr>
+        <w:pStyle w:val="Heading2"/>
+      </w:pPr>
+      <w:r>
+        <w:rPr>
+          <w:color w:val="2B6CB0"/>
+          <w:sz w:val="24"/>
+        </w:rPr>
+        <w:t>3.2 Modulus, Argument &amp; Polar/Euler Form (Very High Yield — 45 PYQs)</w:t>
+      </w:r>
+    </w:p>
+    <w:p>
+      <w:r>
+        <w:rPr>
+          <w:b/>
+          <w:sz w:val="20"/>
+        </w:rPr>
+        <w:t xml:space="preserve">Core Principle: </w:t>
+      </w:r>
+      <w:r>
+        <w:rPr>
+          <w:sz w:val="20"/>
+        </w:rPr>
+        <w:t>Complex plane geometry, modulus properties, principal argument in (-π, π], and triangle inequalities.</w:t>
+      </w:r>
+    </w:p>
+    <w:tbl>
+      <w:tblPr>
+        <w:tblW w:type="auto" w:w="0"/>
+        <w:jc w:val="center"/>
+        <w:tblLook w:firstColumn="1" w:firstRow="1" w:lastColumn="0" w:lastRow="0" w:noHBand="0" w:noVBand="1" w:val="04A0"/>
+      </w:tblPr>
+      <w:tblGrid>
+        <w:gridCol w:w="10080"/>
+      </w:tblGrid>
+      <w:tr>
+        <w:tc>
+          <w:tcPr>
+            <w:tcW w:type="dxa" w:w="10080"/>
+            <w:shd w:fill="FFF5F5"/>
+            <w:tcMar>
+              <w:top w:w="100" w:type="dxa"/>
+              <w:bottom w:w="100" w:type="dxa"/>
+              <w:left w:w="150" w:type="dxa"/>
+              <w:right w:w="150" w:type="dxa"/>
+            </w:tcMar>
+          </w:tcPr>
+          <w:p>
+            <w:r>
+              <w:rPr>
+                <w:b/>
+                <w:color w:val="C53030"/>
+                <w:sz w:val="19"/>
+              </w:rPr>
+              <w:t xml:space="preserve">⚠️ Common Trap / JEE Pitfall: </w:t>
+            </w:r>
+            <w:r>
+              <w:rPr>
+                <w:color w:val="2D3748"/>
+                <w:sz w:val="19"/>
+              </w:rPr>
+              <w:t>Principal argument Arg(z) must lie strictly in (-π, π]; if z is in the second quadrant, Arg(z) = π - tan^-1|y/x|.</w:t>
+            </w:r>
+          </w:p>
+        </w:tc>
+      </w:tr>
+    </w:tbl>
+    <w:tbl>
+      <w:tblPr>
+        <w:tblW w:type="auto" w:w="0"/>
+        <w:jc w:val="center"/>
+        <w:tblLook w:firstColumn="1" w:firstRow="1" w:lastColumn="0" w:lastRow="0" w:noHBand="0" w:noVBand="1" w:val="04A0"/>
+      </w:tblPr>
+      <w:tblGrid>
+        <w:gridCol w:w="10080"/>
+      </w:tblGrid>
+      <w:tr>
+        <w:tc>
+          <w:tcPr>
+            <w:tcW w:type="dxa" w:w="10080"/>
+            <w:shd w:fill="F0FFF4"/>
+            <w:tcMar>
+              <w:top w:w="100" w:type="dxa"/>
+              <w:bottom w:w="100" w:type="dxa"/>
+              <w:left w:w="150" w:type="dxa"/>
+              <w:right w:w="150" w:type="dxa"/>
+            </w:tcMar>
+          </w:tcPr>
+          <w:p>
+            <w:r>
+              <w:rPr>
+                <w:b/>
+                <w:color w:val="276749"/>
+                <w:sz w:val="19"/>
+              </w:rPr>
+              <w:t xml:space="preserve">💡 Speed Hack / Trick: </w:t>
+            </w:r>
+            <w:r>
+              <w:rPr>
+                <w:color w:val="2D3748"/>
+                <w:sz w:val="19"/>
+              </w:rPr>
+              <w:t>Geometric interpretation: |z - z_0| = r represents a circle centered at z_0 with radius r.</w:t>
+            </w:r>
+          </w:p>
+        </w:tc>
+      </w:tr>
+    </w:tbl>
+    <w:p>
+      <w:pPr>
+        <w:spacing w:before="120" w:after="40"/>
+      </w:pPr>
+      <w:r>
+        <w:rPr>
+          <w:b/>
+          <w:color w:val="1A365D"/>
+          <w:sz w:val="19"/>
+        </w:rPr>
+        <w:t>Source PYQs testing this concept:</w:t>
+      </w:r>
+    </w:p>
+    <w:p>
+      <w:pPr>
+        <w:pStyle w:val="ListBullet"/>
+        <w:spacing w:after="40"/>
+      </w:pPr>
+      <w:r>
+        <w:rPr>
+          <w:b/>
+          <w:sz w:val="18"/>
+        </w:rPr>
+        <w:t xml:space="preserve">[2026 Evening Shift] Q#1 (MCQ): </w:t>
+      </w:r>
+      <w:r>
+        <w:rPr>
+          <w:sz w:val="18"/>
+        </w:rPr>
+        <w:t xml:space="preserve">"If z=\frac√(3)2+(i / 2),i=√(-1) , then (z^201-i)^8 is equal to..."  </w:t>
+      </w:r>
+      <w:r>
+        <w:rPr>
+          <w:b/>
+          <w:color w:val="2B6CB0"/>
+          <w:sz w:val="18"/>
+        </w:rPr>
+        <w:t>[Ans: N/A]</w:t>
+      </w:r>
+    </w:p>
+    <w:p>
+      <w:pPr>
+        <w:pStyle w:val="ListBullet"/>
+        <w:spacing w:after="40"/>
+      </w:pPr>
+      <w:r>
+        <w:rPr>
+          <w:b/>
+          <w:sz w:val="18"/>
+        </w:rPr>
+        <w:t xml:space="preserve">[2026 Evening Shift] Q#2 (MCQ): </w:t>
+      </w:r>
+      <w:r>
+        <w:rPr>
+          <w:sz w:val="18"/>
+        </w:rPr>
+        <w:t xml:space="preserve">"Let S=z ∈ ℂ:z^2+√(6)iz-3=0 . Then \undersetz ∈ S∑z^8 is equal to :..."  </w:t>
+      </w:r>
+      <w:r>
+        <w:rPr>
+          <w:b/>
+          <w:color w:val="2B6CB0"/>
+          <w:sz w:val="18"/>
+        </w:rPr>
+        <w:t>[Ans: N/A]</w:t>
+      </w:r>
+    </w:p>
+    <w:p>
+      <w:pPr>
+        <w:pStyle w:val="ListBullet"/>
+        <w:spacing w:after="40"/>
+      </w:pPr>
+      <w:r>
+        <w:rPr>
+          <w:b/>
+          <w:sz w:val="18"/>
+        </w:rPr>
+        <w:t xml:space="preserve">[2026 Morning Shift] Q#2 (MCQ): </w:t>
+      </w:r>
+      <w:r>
+        <w:rPr>
+          <w:sz w:val="18"/>
+        </w:rPr>
+        <w:t xml:space="preserve">"Let S=z:3⩽|2z-3(1+i)|⩽7 be a set of complex numbers. Then Min_(z ∈ S)|(z+(1 / 2)(5+3i))| is equal to :..."  </w:t>
+      </w:r>
+      <w:r>
+        <w:rPr>
+          <w:b/>
+          <w:color w:val="2B6CB0"/>
+          <w:sz w:val="18"/>
+        </w:rPr>
+        <w:t>[Ans: N/A]</w:t>
       </w:r>
     </w:p>
     <w:p>
